--- a/docs/SafeStep_Project_Scope.docx
+++ b/docs/SafeStep_Project_Scope.docx
@@ -103,7 +103,7 @@
       <w:pPr>
         <w:pStyle w:val="Heading1"/>
       </w:pPr>
-      <w:bookmarkStart w:id="0" w:name="_Toc240622529"/>
+      <w:bookmarkStart w:id="0" w:name="_Toc240636046"/>
       <w:r>
         <w:t>Contents</w:t>
       </w:r>
@@ -112,7 +112,7 @@
     <w:sdt>
       <w:sdtPr>
         <w:alias w:val="Contents"/>
-        <w:id w:val="1631285284"/>
+        <w:id w:val="1528137789"/>
       </w:sdtPr>
       <w:sdtEndPr/>
       <w:sdtContent>
@@ -135,7 +135,7 @@
           <w:r>
             <w:fldChar w:fldCharType="separate"/>
           </w:r>
-          <w:hyperlink w:anchor="_Toc240622529" w:history="1">
+          <w:hyperlink w:anchor="_Toc240636046" w:history="1">
             <w:r>
               <w:rPr>
                 <w:rStyle w:val="Hyperlink"/>
@@ -159,7 +159,7 @@
               <w:rPr>
                 <w:noProof/>
               </w:rPr>
-              <w:instrText xml:space="preserve"> PAGEREF _Toc240622529 \h </w:instrText>
+              <w:instrText xml:space="preserve"> PAGEREF _Toc240636046 \h </w:instrText>
             </w:r>
             <w:r>
               <w:rPr>
@@ -196,7 +196,7 @@
               <w:noProof/>
             </w:rPr>
           </w:pPr>
-          <w:hyperlink w:anchor="_Toc240622530" w:history="1">
+          <w:hyperlink w:anchor="_Toc240636047" w:history="1">
             <w:r>
               <w:rPr>
                 <w:rStyle w:val="Hyperlink"/>
@@ -220,7 +220,7 @@
               <w:rPr>
                 <w:noProof/>
               </w:rPr>
-              <w:instrText xml:space="preserve"> PAGEREF _Toc240622530 \h </w:instrText>
+              <w:instrText xml:space="preserve"> PAGEREF _Toc240636047 \h </w:instrText>
             </w:r>
             <w:r>
               <w:rPr>
@@ -257,7 +257,7 @@
               <w:noProof/>
             </w:rPr>
           </w:pPr>
-          <w:hyperlink w:anchor="_Toc240622531" w:history="1">
+          <w:hyperlink w:anchor="_Toc240636048" w:history="1">
             <w:r>
               <w:rPr>
                 <w:rStyle w:val="Hyperlink"/>
@@ -281,7 +281,7 @@
               <w:rPr>
                 <w:noProof/>
               </w:rPr>
-              <w:instrText xml:space="preserve"> PAGEREF _Toc240622531 \h </w:instrText>
+              <w:instrText xml:space="preserve"> PAGEREF _Toc240636048 \h </w:instrText>
             </w:r>
             <w:r>
               <w:rPr>
@@ -318,7 +318,7 @@
               <w:noProof/>
             </w:rPr>
           </w:pPr>
-          <w:hyperlink w:anchor="_Toc240622532" w:history="1">
+          <w:hyperlink w:anchor="_Toc240636049" w:history="1">
             <w:r>
               <w:rPr>
                 <w:rStyle w:val="Hyperlink"/>
@@ -342,7 +342,7 @@
               <w:rPr>
                 <w:noProof/>
               </w:rPr>
-              <w:instrText xml:space="preserve"> PAGEREF _Toc240622532 \h </w:instrText>
+              <w:instrText xml:space="preserve"> PAGEREF _Toc240636049 \h </w:instrText>
             </w:r>
             <w:r>
               <w:rPr>
@@ -379,7 +379,7 @@
               <w:noProof/>
             </w:rPr>
           </w:pPr>
-          <w:hyperlink w:anchor="_Toc240622533" w:history="1">
+          <w:hyperlink w:anchor="_Toc240636050" w:history="1">
             <w:r>
               <w:rPr>
                 <w:rStyle w:val="Hyperlink"/>
@@ -403,7 +403,7 @@
               <w:rPr>
                 <w:noProof/>
               </w:rPr>
-              <w:instrText xml:space="preserve"> PAGEREF _Toc240622533 \h </w:instrText>
+              <w:instrText xml:space="preserve"> PAGEREF _Toc240636050 \h </w:instrText>
             </w:r>
             <w:r>
               <w:rPr>
@@ -440,7 +440,7 @@
               <w:noProof/>
             </w:rPr>
           </w:pPr>
-          <w:hyperlink w:anchor="_Toc240622534" w:history="1">
+          <w:hyperlink w:anchor="_Toc240636051" w:history="1">
             <w:r>
               <w:rPr>
                 <w:rStyle w:val="Hyperlink"/>
@@ -464,7 +464,7 @@
               <w:rPr>
                 <w:noProof/>
               </w:rPr>
-              <w:instrText xml:space="preserve"> PAGEREF _Toc240622534 \h </w:instrText>
+              <w:instrText xml:space="preserve"> PAGEREF _Toc240636051 \h </w:instrText>
             </w:r>
             <w:r>
               <w:rPr>
@@ -501,7 +501,7 @@
               <w:noProof/>
             </w:rPr>
           </w:pPr>
-          <w:hyperlink w:anchor="_Toc240622535" w:history="1">
+          <w:hyperlink w:anchor="_Toc240636052" w:history="1">
             <w:r>
               <w:rPr>
                 <w:rStyle w:val="Hyperlink"/>
@@ -525,7 +525,7 @@
               <w:rPr>
                 <w:noProof/>
               </w:rPr>
-              <w:instrText xml:space="preserve"> PAGEREF _Toc240622535 \h </w:instrText>
+              <w:instrText xml:space="preserve"> PAGEREF _Toc240636052 \h </w:instrText>
             </w:r>
             <w:r>
               <w:rPr>
@@ -562,7 +562,7 @@
               <w:noProof/>
             </w:rPr>
           </w:pPr>
-          <w:hyperlink w:anchor="_Toc240622536" w:history="1">
+          <w:hyperlink w:anchor="_Toc240636053" w:history="1">
             <w:r>
               <w:rPr>
                 <w:rStyle w:val="Hyperlink"/>
@@ -586,7 +586,7 @@
               <w:rPr>
                 <w:noProof/>
               </w:rPr>
-              <w:instrText xml:space="preserve"> PAGEREF _Toc240622536 \h </w:instrText>
+              <w:instrText xml:space="preserve"> PAGEREF _Toc240636053 \h </w:instrText>
             </w:r>
             <w:r>
               <w:rPr>
@@ -623,7 +623,7 @@
               <w:noProof/>
             </w:rPr>
           </w:pPr>
-          <w:hyperlink w:anchor="_Toc240622537" w:history="1">
+          <w:hyperlink w:anchor="_Toc240636054" w:history="1">
             <w:r>
               <w:rPr>
                 <w:rStyle w:val="Hyperlink"/>
@@ -647,7 +647,7 @@
               <w:rPr>
                 <w:noProof/>
               </w:rPr>
-              <w:instrText xml:space="preserve"> PAGEREF _Toc240622537 \h </w:instrText>
+              <w:instrText xml:space="preserve"> PAGEREF _Toc240636054 \h </w:instrText>
             </w:r>
             <w:r>
               <w:rPr>
@@ -684,7 +684,7 @@
               <w:noProof/>
             </w:rPr>
           </w:pPr>
-          <w:hyperlink w:anchor="_Toc240622538" w:history="1">
+          <w:hyperlink w:anchor="_Toc240636055" w:history="1">
             <w:r>
               <w:rPr>
                 <w:rStyle w:val="Hyperlink"/>
@@ -708,7 +708,7 @@
               <w:rPr>
                 <w:noProof/>
               </w:rPr>
-              <w:instrText xml:space="preserve"> PAGEREF _Toc240622538 \h </w:instrText>
+              <w:instrText xml:space="preserve"> PAGEREF _Toc240636055 \h </w:instrText>
             </w:r>
             <w:r>
               <w:rPr>
@@ -745,7 +745,7 @@
               <w:noProof/>
             </w:rPr>
           </w:pPr>
-          <w:hyperlink w:anchor="_Toc240622539" w:history="1">
+          <w:hyperlink w:anchor="_Toc240636056" w:history="1">
             <w:r>
               <w:rPr>
                 <w:rStyle w:val="Hyperlink"/>
@@ -769,7 +769,7 @@
               <w:rPr>
                 <w:noProof/>
               </w:rPr>
-              <w:instrText xml:space="preserve"> PAGEREF _Toc240622539 \h </w:instrText>
+              <w:instrText xml:space="preserve"> PAGEREF _Toc240636056 \h </w:instrText>
             </w:r>
             <w:r>
               <w:rPr>
@@ -806,7 +806,7 @@
               <w:noProof/>
             </w:rPr>
           </w:pPr>
-          <w:hyperlink w:anchor="_Toc240622540" w:history="1">
+          <w:hyperlink w:anchor="_Toc240636057" w:history="1">
             <w:r>
               <w:rPr>
                 <w:rStyle w:val="Hyperlink"/>
@@ -830,7 +830,7 @@
               <w:rPr>
                 <w:noProof/>
               </w:rPr>
-              <w:instrText xml:space="preserve"> PAGEREF _Toc240622540 \h </w:instrText>
+              <w:instrText xml:space="preserve"> PAGEREF _Toc240636057 \h </w:instrText>
             </w:r>
             <w:r>
               <w:rPr>
@@ -867,7 +867,7 @@
               <w:noProof/>
             </w:rPr>
           </w:pPr>
-          <w:hyperlink w:anchor="_Toc240622541" w:history="1">
+          <w:hyperlink w:anchor="_Toc240636058" w:history="1">
             <w:r>
               <w:rPr>
                 <w:rStyle w:val="Hyperlink"/>
@@ -891,7 +891,7 @@
               <w:rPr>
                 <w:noProof/>
               </w:rPr>
-              <w:instrText xml:space="preserve"> PAGEREF _Toc240622541 \h </w:instrText>
+              <w:instrText xml:space="preserve"> PAGEREF _Toc240636058 \h </w:instrText>
             </w:r>
             <w:r>
               <w:rPr>
@@ -928,7 +928,7 @@
               <w:noProof/>
             </w:rPr>
           </w:pPr>
-          <w:hyperlink w:anchor="_Toc240622542" w:history="1">
+          <w:hyperlink w:anchor="_Toc240636059" w:history="1">
             <w:r>
               <w:rPr>
                 <w:rStyle w:val="Hyperlink"/>
@@ -952,7 +952,7 @@
               <w:rPr>
                 <w:noProof/>
               </w:rPr>
-              <w:instrText xml:space="preserve"> PAGEREF _Toc240622542 \h </w:instrText>
+              <w:instrText xml:space="preserve"> PAGEREF _Toc240636059 \h </w:instrText>
             </w:r>
             <w:r>
               <w:rPr>
@@ -989,7 +989,7 @@
               <w:noProof/>
             </w:rPr>
           </w:pPr>
-          <w:hyperlink w:anchor="_Toc240622543" w:history="1">
+          <w:hyperlink w:anchor="_Toc240636060" w:history="1">
             <w:r>
               <w:rPr>
                 <w:rStyle w:val="Hyperlink"/>
@@ -1013,7 +1013,7 @@
               <w:rPr>
                 <w:noProof/>
               </w:rPr>
-              <w:instrText xml:space="preserve"> PAGEREF _Toc240622543 \h </w:instrText>
+              <w:instrText xml:space="preserve"> PAGEREF _Toc240636060 \h </w:instrText>
             </w:r>
             <w:r>
               <w:rPr>
@@ -1050,7 +1050,7 @@
               <w:noProof/>
             </w:rPr>
           </w:pPr>
-          <w:hyperlink w:anchor="_Toc240622544" w:history="1">
+          <w:hyperlink w:anchor="_Toc240636061" w:history="1">
             <w:r>
               <w:rPr>
                 <w:rStyle w:val="Hyperlink"/>
@@ -1074,7 +1074,7 @@
               <w:rPr>
                 <w:noProof/>
               </w:rPr>
-              <w:instrText xml:space="preserve"> PAGEREF _Toc240622544 \h </w:instrText>
+              <w:instrText xml:space="preserve"> PAGEREF _Toc240636061 \h </w:instrText>
             </w:r>
             <w:r>
               <w:rPr>
@@ -1111,7 +1111,7 @@
               <w:noProof/>
             </w:rPr>
           </w:pPr>
-          <w:hyperlink w:anchor="_Toc240622545" w:history="1">
+          <w:hyperlink w:anchor="_Toc240636062" w:history="1">
             <w:r>
               <w:rPr>
                 <w:rStyle w:val="Hyperlink"/>
@@ -1135,7 +1135,7 @@
               <w:rPr>
                 <w:noProof/>
               </w:rPr>
-              <w:instrText xml:space="preserve"> PAGEREF _Toc240622545 \h </w:instrText>
+              <w:instrText xml:space="preserve"> PAGEREF _Toc240636062 \h </w:instrText>
             </w:r>
             <w:r>
               <w:rPr>
@@ -1172,7 +1172,7 @@
               <w:noProof/>
             </w:rPr>
           </w:pPr>
-          <w:hyperlink w:anchor="_Toc240622546" w:history="1">
+          <w:hyperlink w:anchor="_Toc240636063" w:history="1">
             <w:r>
               <w:rPr>
                 <w:rStyle w:val="Hyperlink"/>
@@ -1196,7 +1196,7 @@
               <w:rPr>
                 <w:noProof/>
               </w:rPr>
-              <w:instrText xml:space="preserve"> PAGEREF _Toc240622546 \h </w:instrText>
+              <w:instrText xml:space="preserve"> PAGEREF _Toc240636063 \h </w:instrText>
             </w:r>
             <w:r>
               <w:rPr>
@@ -1233,7 +1233,7 @@
               <w:noProof/>
             </w:rPr>
           </w:pPr>
-          <w:hyperlink w:anchor="_Toc240622547" w:history="1">
+          <w:hyperlink w:anchor="_Toc240636064" w:history="1">
             <w:r>
               <w:rPr>
                 <w:rStyle w:val="Hyperlink"/>
@@ -1257,7 +1257,7 @@
               <w:rPr>
                 <w:noProof/>
               </w:rPr>
-              <w:instrText xml:space="preserve"> PAGEREF _Toc240622547 \h </w:instrText>
+              <w:instrText xml:space="preserve"> PAGEREF _Toc240636064 \h </w:instrText>
             </w:r>
             <w:r>
               <w:rPr>
@@ -1275,6 +1275,799 @@
                 <w:noProof/>
               </w:rPr>
               <w:t>9</w:t>
+            </w:r>
+            <w:r>
+              <w:rPr>
+                <w:noProof/>
+              </w:rPr>
+              <w:fldChar w:fldCharType="end"/>
+            </w:r>
+          </w:hyperlink>
+        </w:p>
+        <w:p>
+          <w:pPr>
+            <w:pStyle w:val="TOC1"/>
+            <w:tabs>
+              <w:tab w:val="right" w:leader="dot" w:pos="9736"/>
+            </w:tabs>
+            <w:rPr>
+              <w:noProof/>
+            </w:rPr>
+          </w:pPr>
+          <w:hyperlink w:anchor="_Toc240636065" w:history="1">
+            <w:r>
+              <w:rPr>
+                <w:rStyle w:val="Hyperlink"/>
+                <w:noProof/>
+              </w:rPr>
+              <w:t>14. System Design</w:t>
+            </w:r>
+            <w:r>
+              <w:rPr>
+                <w:noProof/>
+              </w:rPr>
+              <w:tab/>
+            </w:r>
+            <w:r>
+              <w:rPr>
+                <w:noProof/>
+              </w:rPr>
+              <w:fldChar w:fldCharType="begin"/>
+            </w:r>
+            <w:r>
+              <w:rPr>
+                <w:noProof/>
+              </w:rPr>
+              <w:instrText xml:space="preserve"> PAGEREF _Toc240636065 \h </w:instrText>
+            </w:r>
+            <w:r>
+              <w:rPr>
+                <w:noProof/>
+              </w:rPr>
+            </w:r>
+            <w:r>
+              <w:rPr>
+                <w:noProof/>
+              </w:rPr>
+              <w:fldChar w:fldCharType="separate"/>
+            </w:r>
+            <w:r>
+              <w:rPr>
+                <w:noProof/>
+              </w:rPr>
+              <w:t>9</w:t>
+            </w:r>
+            <w:r>
+              <w:rPr>
+                <w:noProof/>
+              </w:rPr>
+              <w:fldChar w:fldCharType="end"/>
+            </w:r>
+          </w:hyperlink>
+        </w:p>
+        <w:p>
+          <w:pPr>
+            <w:pStyle w:val="TOC1"/>
+            <w:tabs>
+              <w:tab w:val="right" w:leader="dot" w:pos="9736"/>
+            </w:tabs>
+            <w:rPr>
+              <w:noProof/>
+            </w:rPr>
+          </w:pPr>
+          <w:hyperlink w:anchor="_Toc240636066" w:history="1">
+            <w:r>
+              <w:rPr>
+                <w:rStyle w:val="Hyperlink"/>
+                <w:noProof/>
+              </w:rPr>
+              <w:t>15. User Flow</w:t>
+            </w:r>
+            <w:r>
+              <w:rPr>
+                <w:noProof/>
+              </w:rPr>
+              <w:tab/>
+            </w:r>
+            <w:r>
+              <w:rPr>
+                <w:noProof/>
+              </w:rPr>
+              <w:fldChar w:fldCharType="begin"/>
+            </w:r>
+            <w:r>
+              <w:rPr>
+                <w:noProof/>
+              </w:rPr>
+              <w:instrText xml:space="preserve"> PAGEREF _Toc240636066 \h </w:instrText>
+            </w:r>
+            <w:r>
+              <w:rPr>
+                <w:noProof/>
+              </w:rPr>
+            </w:r>
+            <w:r>
+              <w:rPr>
+                <w:noProof/>
+              </w:rPr>
+              <w:fldChar w:fldCharType="separate"/>
+            </w:r>
+            <w:r>
+              <w:rPr>
+                <w:noProof/>
+              </w:rPr>
+              <w:t>9</w:t>
+            </w:r>
+            <w:r>
+              <w:rPr>
+                <w:noProof/>
+              </w:rPr>
+              <w:fldChar w:fldCharType="end"/>
+            </w:r>
+          </w:hyperlink>
+        </w:p>
+        <w:p>
+          <w:pPr>
+            <w:pStyle w:val="TOC2"/>
+            <w:tabs>
+              <w:tab w:val="right" w:leader="dot" w:pos="9736"/>
+            </w:tabs>
+            <w:rPr>
+              <w:noProof/>
+            </w:rPr>
+          </w:pPr>
+          <w:hyperlink w:anchor="_Toc240636067" w:history="1">
+            <w:r>
+              <w:rPr>
+                <w:rStyle w:val="Hyperlink"/>
+                <w:noProof/>
+              </w:rPr>
+              <w:t>Student</w:t>
+            </w:r>
+            <w:r>
+              <w:rPr>
+                <w:noProof/>
+              </w:rPr>
+              <w:tab/>
+            </w:r>
+            <w:r>
+              <w:rPr>
+                <w:noProof/>
+              </w:rPr>
+              <w:fldChar w:fldCharType="begin"/>
+            </w:r>
+            <w:r>
+              <w:rPr>
+                <w:noProof/>
+              </w:rPr>
+              <w:instrText xml:space="preserve"> PAGEREF _Toc240636067 \h </w:instrText>
+            </w:r>
+            <w:r>
+              <w:rPr>
+                <w:noProof/>
+              </w:rPr>
+            </w:r>
+            <w:r>
+              <w:rPr>
+                <w:noProof/>
+              </w:rPr>
+              <w:fldChar w:fldCharType="separate"/>
+            </w:r>
+            <w:r>
+              <w:rPr>
+                <w:noProof/>
+              </w:rPr>
+              <w:t>9</w:t>
+            </w:r>
+            <w:r>
+              <w:rPr>
+                <w:noProof/>
+              </w:rPr>
+              <w:fldChar w:fldCharType="end"/>
+            </w:r>
+          </w:hyperlink>
+        </w:p>
+        <w:p>
+          <w:pPr>
+            <w:pStyle w:val="TOC2"/>
+            <w:tabs>
+              <w:tab w:val="right" w:leader="dot" w:pos="9736"/>
+            </w:tabs>
+            <w:rPr>
+              <w:noProof/>
+            </w:rPr>
+          </w:pPr>
+          <w:hyperlink w:anchor="_Toc240636068" w:history="1">
+            <w:r>
+              <w:rPr>
+                <w:rStyle w:val="Hyperlink"/>
+                <w:noProof/>
+              </w:rPr>
+              <w:t>Responder</w:t>
+            </w:r>
+            <w:r>
+              <w:rPr>
+                <w:noProof/>
+              </w:rPr>
+              <w:tab/>
+            </w:r>
+            <w:r>
+              <w:rPr>
+                <w:noProof/>
+              </w:rPr>
+              <w:fldChar w:fldCharType="begin"/>
+            </w:r>
+            <w:r>
+              <w:rPr>
+                <w:noProof/>
+              </w:rPr>
+              <w:instrText xml:space="preserve"> PAGEREF _Toc240636068 \h </w:instrText>
+            </w:r>
+            <w:r>
+              <w:rPr>
+                <w:noProof/>
+              </w:rPr>
+            </w:r>
+            <w:r>
+              <w:rPr>
+                <w:noProof/>
+              </w:rPr>
+              <w:fldChar w:fldCharType="separate"/>
+            </w:r>
+            <w:r>
+              <w:rPr>
+                <w:noProof/>
+              </w:rPr>
+              <w:t>10</w:t>
+            </w:r>
+            <w:r>
+              <w:rPr>
+                <w:noProof/>
+              </w:rPr>
+              <w:fldChar w:fldCharType="end"/>
+            </w:r>
+          </w:hyperlink>
+        </w:p>
+        <w:p>
+          <w:pPr>
+            <w:pStyle w:val="TOC2"/>
+            <w:tabs>
+              <w:tab w:val="right" w:leader="dot" w:pos="9736"/>
+            </w:tabs>
+            <w:rPr>
+              <w:noProof/>
+            </w:rPr>
+          </w:pPr>
+          <w:hyperlink w:anchor="_Toc240636069" w:history="1">
+            <w:r>
+              <w:rPr>
+                <w:rStyle w:val="Hyperlink"/>
+                <w:noProof/>
+              </w:rPr>
+              <w:t>Admin</w:t>
+            </w:r>
+            <w:r>
+              <w:rPr>
+                <w:noProof/>
+              </w:rPr>
+              <w:tab/>
+            </w:r>
+            <w:r>
+              <w:rPr>
+                <w:noProof/>
+              </w:rPr>
+              <w:fldChar w:fldCharType="begin"/>
+            </w:r>
+            <w:r>
+              <w:rPr>
+                <w:noProof/>
+              </w:rPr>
+              <w:instrText xml:space="preserve"> PAGEREF _Toc240636069 \h </w:instrText>
+            </w:r>
+            <w:r>
+              <w:rPr>
+                <w:noProof/>
+              </w:rPr>
+            </w:r>
+            <w:r>
+              <w:rPr>
+                <w:noProof/>
+              </w:rPr>
+              <w:fldChar w:fldCharType="separate"/>
+            </w:r>
+            <w:r>
+              <w:rPr>
+                <w:noProof/>
+              </w:rPr>
+              <w:t>10</w:t>
+            </w:r>
+            <w:r>
+              <w:rPr>
+                <w:noProof/>
+              </w:rPr>
+              <w:fldChar w:fldCharType="end"/>
+            </w:r>
+          </w:hyperlink>
+        </w:p>
+        <w:p>
+          <w:pPr>
+            <w:pStyle w:val="TOC1"/>
+            <w:tabs>
+              <w:tab w:val="right" w:leader="dot" w:pos="9736"/>
+            </w:tabs>
+            <w:rPr>
+              <w:noProof/>
+            </w:rPr>
+          </w:pPr>
+          <w:hyperlink w:anchor="_Toc240636070" w:history="1">
+            <w:r>
+              <w:rPr>
+                <w:rStyle w:val="Hyperlink"/>
+                <w:noProof/>
+              </w:rPr>
+              <w:t>16. Data Flow</w:t>
+            </w:r>
+            <w:r>
+              <w:rPr>
+                <w:noProof/>
+              </w:rPr>
+              <w:tab/>
+            </w:r>
+            <w:r>
+              <w:rPr>
+                <w:noProof/>
+              </w:rPr>
+              <w:fldChar w:fldCharType="begin"/>
+            </w:r>
+            <w:r>
+              <w:rPr>
+                <w:noProof/>
+              </w:rPr>
+              <w:instrText xml:space="preserve"> PAGEREF _Toc240636070 \h </w:instrText>
+            </w:r>
+            <w:r>
+              <w:rPr>
+                <w:noProof/>
+              </w:rPr>
+            </w:r>
+            <w:r>
+              <w:rPr>
+                <w:noProof/>
+              </w:rPr>
+              <w:fldChar w:fldCharType="separate"/>
+            </w:r>
+            <w:r>
+              <w:rPr>
+                <w:noProof/>
+              </w:rPr>
+              <w:t>10</w:t>
+            </w:r>
+            <w:r>
+              <w:rPr>
+                <w:noProof/>
+              </w:rPr>
+              <w:fldChar w:fldCharType="end"/>
+            </w:r>
+          </w:hyperlink>
+        </w:p>
+        <w:p>
+          <w:pPr>
+            <w:pStyle w:val="TOC1"/>
+            <w:tabs>
+              <w:tab w:val="right" w:leader="dot" w:pos="9736"/>
+            </w:tabs>
+            <w:rPr>
+              <w:noProof/>
+            </w:rPr>
+          </w:pPr>
+          <w:hyperlink w:anchor="_Toc240636071" w:history="1">
+            <w:r>
+              <w:rPr>
+                <w:rStyle w:val="Hyperlink"/>
+                <w:noProof/>
+              </w:rPr>
+              <w:t>17. Build Approach</w:t>
+            </w:r>
+            <w:r>
+              <w:rPr>
+                <w:noProof/>
+              </w:rPr>
+              <w:tab/>
+            </w:r>
+            <w:r>
+              <w:rPr>
+                <w:noProof/>
+              </w:rPr>
+              <w:fldChar w:fldCharType="begin"/>
+            </w:r>
+            <w:r>
+              <w:rPr>
+                <w:noProof/>
+              </w:rPr>
+              <w:instrText xml:space="preserve"> PAGEREF _Toc240636071 \h </w:instrText>
+            </w:r>
+            <w:r>
+              <w:rPr>
+                <w:noProof/>
+              </w:rPr>
+            </w:r>
+            <w:r>
+              <w:rPr>
+                <w:noProof/>
+              </w:rPr>
+              <w:fldChar w:fldCharType="separate"/>
+            </w:r>
+            <w:r>
+              <w:rPr>
+                <w:noProof/>
+              </w:rPr>
+              <w:t>10</w:t>
+            </w:r>
+            <w:r>
+              <w:rPr>
+                <w:noProof/>
+              </w:rPr>
+              <w:fldChar w:fldCharType="end"/>
+            </w:r>
+          </w:hyperlink>
+        </w:p>
+        <w:p>
+          <w:pPr>
+            <w:pStyle w:val="TOC1"/>
+            <w:tabs>
+              <w:tab w:val="right" w:leader="dot" w:pos="9736"/>
+            </w:tabs>
+            <w:rPr>
+              <w:noProof/>
+            </w:rPr>
+          </w:pPr>
+          <w:hyperlink w:anchor="_Toc240636072" w:history="1">
+            <w:r>
+              <w:rPr>
+                <w:rStyle w:val="Hyperlink"/>
+                <w:noProof/>
+              </w:rPr>
+              <w:t>18. Scope</w:t>
+            </w:r>
+            <w:r>
+              <w:rPr>
+                <w:noProof/>
+              </w:rPr>
+              <w:tab/>
+            </w:r>
+            <w:r>
+              <w:rPr>
+                <w:noProof/>
+              </w:rPr>
+              <w:fldChar w:fldCharType="begin"/>
+            </w:r>
+            <w:r>
+              <w:rPr>
+                <w:noProof/>
+              </w:rPr>
+              <w:instrText xml:space="preserve"> PAGEREF _Toc240636072 \h </w:instrText>
+            </w:r>
+            <w:r>
+              <w:rPr>
+                <w:noProof/>
+              </w:rPr>
+            </w:r>
+            <w:r>
+              <w:rPr>
+                <w:noProof/>
+              </w:rPr>
+              <w:fldChar w:fldCharType="separate"/>
+            </w:r>
+            <w:r>
+              <w:rPr>
+                <w:noProof/>
+              </w:rPr>
+              <w:t>11</w:t>
+            </w:r>
+            <w:r>
+              <w:rPr>
+                <w:noProof/>
+              </w:rPr>
+              <w:fldChar w:fldCharType="end"/>
+            </w:r>
+          </w:hyperlink>
+        </w:p>
+        <w:p>
+          <w:pPr>
+            <w:pStyle w:val="TOC2"/>
+            <w:tabs>
+              <w:tab w:val="right" w:leader="dot" w:pos="9736"/>
+            </w:tabs>
+            <w:rPr>
+              <w:noProof/>
+            </w:rPr>
+          </w:pPr>
+          <w:hyperlink w:anchor="_Toc240636073" w:history="1">
+            <w:r>
+              <w:rPr>
+                <w:rStyle w:val="Hyperlink"/>
+                <w:noProof/>
+              </w:rPr>
+              <w:t>In Scope</w:t>
+            </w:r>
+            <w:r>
+              <w:rPr>
+                <w:noProof/>
+              </w:rPr>
+              <w:tab/>
+            </w:r>
+            <w:r>
+              <w:rPr>
+                <w:noProof/>
+              </w:rPr>
+              <w:fldChar w:fldCharType="begin"/>
+            </w:r>
+            <w:r>
+              <w:rPr>
+                <w:noProof/>
+              </w:rPr>
+              <w:instrText xml:space="preserve"> PAGEREF _Toc240636073 \h </w:instrText>
+            </w:r>
+            <w:r>
+              <w:rPr>
+                <w:noProof/>
+              </w:rPr>
+            </w:r>
+            <w:r>
+              <w:rPr>
+                <w:noProof/>
+              </w:rPr>
+              <w:fldChar w:fldCharType="separate"/>
+            </w:r>
+            <w:r>
+              <w:rPr>
+                <w:noProof/>
+              </w:rPr>
+              <w:t>11</w:t>
+            </w:r>
+            <w:r>
+              <w:rPr>
+                <w:noProof/>
+              </w:rPr>
+              <w:fldChar w:fldCharType="end"/>
+            </w:r>
+          </w:hyperlink>
+        </w:p>
+        <w:p>
+          <w:pPr>
+            <w:pStyle w:val="TOC2"/>
+            <w:tabs>
+              <w:tab w:val="right" w:leader="dot" w:pos="9736"/>
+            </w:tabs>
+            <w:rPr>
+              <w:noProof/>
+            </w:rPr>
+          </w:pPr>
+          <w:hyperlink w:anchor="_Toc240636074" w:history="1">
+            <w:r>
+              <w:rPr>
+                <w:rStyle w:val="Hyperlink"/>
+                <w:noProof/>
+              </w:rPr>
+              <w:t>Out of Scope</w:t>
+            </w:r>
+            <w:r>
+              <w:rPr>
+                <w:noProof/>
+              </w:rPr>
+              <w:tab/>
+            </w:r>
+            <w:r>
+              <w:rPr>
+                <w:noProof/>
+              </w:rPr>
+              <w:fldChar w:fldCharType="begin"/>
+            </w:r>
+            <w:r>
+              <w:rPr>
+                <w:noProof/>
+              </w:rPr>
+              <w:instrText xml:space="preserve"> PAGEREF _Toc240636074 \h </w:instrText>
+            </w:r>
+            <w:r>
+              <w:rPr>
+                <w:noProof/>
+              </w:rPr>
+            </w:r>
+            <w:r>
+              <w:rPr>
+                <w:noProof/>
+              </w:rPr>
+              <w:fldChar w:fldCharType="separate"/>
+            </w:r>
+            <w:r>
+              <w:rPr>
+                <w:noProof/>
+              </w:rPr>
+              <w:t>11</w:t>
+            </w:r>
+            <w:r>
+              <w:rPr>
+                <w:noProof/>
+              </w:rPr>
+              <w:fldChar w:fldCharType="end"/>
+            </w:r>
+          </w:hyperlink>
+        </w:p>
+        <w:p>
+          <w:pPr>
+            <w:pStyle w:val="TOC1"/>
+            <w:tabs>
+              <w:tab w:val="right" w:leader="dot" w:pos="9736"/>
+            </w:tabs>
+            <w:rPr>
+              <w:noProof/>
+            </w:rPr>
+          </w:pPr>
+          <w:hyperlink w:anchor="_Toc240636075" w:history="1">
+            <w:r>
+              <w:rPr>
+                <w:rStyle w:val="Hyperlink"/>
+                <w:noProof/>
+              </w:rPr>
+              <w:t>19. Risks &amp; Feasibility</w:t>
+            </w:r>
+            <w:r>
+              <w:rPr>
+                <w:noProof/>
+              </w:rPr>
+              <w:tab/>
+            </w:r>
+            <w:r>
+              <w:rPr>
+                <w:noProof/>
+              </w:rPr>
+              <w:fldChar w:fldCharType="begin"/>
+            </w:r>
+            <w:r>
+              <w:rPr>
+                <w:noProof/>
+              </w:rPr>
+              <w:instrText xml:space="preserve"> PAGEREF _Toc240636075 \h </w:instrText>
+            </w:r>
+            <w:r>
+              <w:rPr>
+                <w:noProof/>
+              </w:rPr>
+            </w:r>
+            <w:r>
+              <w:rPr>
+                <w:noProof/>
+              </w:rPr>
+              <w:fldChar w:fldCharType="separate"/>
+            </w:r>
+            <w:r>
+              <w:rPr>
+                <w:noProof/>
+              </w:rPr>
+              <w:t>11</w:t>
+            </w:r>
+            <w:r>
+              <w:rPr>
+                <w:noProof/>
+              </w:rPr>
+              <w:fldChar w:fldCharType="end"/>
+            </w:r>
+          </w:hyperlink>
+        </w:p>
+        <w:p>
+          <w:pPr>
+            <w:pStyle w:val="TOC2"/>
+            <w:tabs>
+              <w:tab w:val="right" w:leader="dot" w:pos="9736"/>
+            </w:tabs>
+            <w:rPr>
+              <w:noProof/>
+            </w:rPr>
+          </w:pPr>
+          <w:hyperlink w:anchor="_Toc240636076" w:history="1">
+            <w:r>
+              <w:rPr>
+                <w:rStyle w:val="Hyperlink"/>
+                <w:noProof/>
+              </w:rPr>
+              <w:t>Risks</w:t>
+            </w:r>
+            <w:r>
+              <w:rPr>
+                <w:noProof/>
+              </w:rPr>
+              <w:tab/>
+            </w:r>
+            <w:r>
+              <w:rPr>
+                <w:noProof/>
+              </w:rPr>
+              <w:fldChar w:fldCharType="begin"/>
+            </w:r>
+            <w:r>
+              <w:rPr>
+                <w:noProof/>
+              </w:rPr>
+              <w:instrText xml:space="preserve"> PAGEREF _Toc240636076 \h </w:instrText>
+            </w:r>
+            <w:r>
+              <w:rPr>
+                <w:noProof/>
+              </w:rPr>
+            </w:r>
+            <w:r>
+              <w:rPr>
+                <w:noProof/>
+              </w:rPr>
+              <w:fldChar w:fldCharType="separate"/>
+            </w:r>
+            <w:r>
+              <w:rPr>
+                <w:noProof/>
+              </w:rPr>
+              <w:t>11</w:t>
+            </w:r>
+            <w:r>
+              <w:rPr>
+                <w:noProof/>
+              </w:rPr>
+              <w:fldChar w:fldCharType="end"/>
+            </w:r>
+          </w:hyperlink>
+        </w:p>
+        <w:p>
+          <w:pPr>
+            <w:pStyle w:val="TOC2"/>
+            <w:tabs>
+              <w:tab w:val="right" w:leader="dot" w:pos="9736"/>
+            </w:tabs>
+            <w:rPr>
+              <w:noProof/>
+            </w:rPr>
+          </w:pPr>
+          <w:hyperlink w:anchor="_Toc240636077" w:history="1">
+            <w:r>
+              <w:rPr>
+                <w:rStyle w:val="Hyperlink"/>
+                <w:noProof/>
+              </w:rPr>
+              <w:t>Feasibility</w:t>
+            </w:r>
+            <w:r>
+              <w:rPr>
+                <w:noProof/>
+              </w:rPr>
+              <w:tab/>
+            </w:r>
+            <w:r>
+              <w:rPr>
+                <w:noProof/>
+              </w:rPr>
+              <w:fldChar w:fldCharType="begin"/>
+            </w:r>
+            <w:r>
+              <w:rPr>
+                <w:noProof/>
+              </w:rPr>
+              <w:instrText xml:space="preserve"> PAGEREF _Toc240636077 \h </w:instrText>
+            </w:r>
+            <w:r>
+              <w:rPr>
+                <w:noProof/>
+              </w:rPr>
+            </w:r>
+            <w:r>
+              <w:rPr>
+                <w:noProof/>
+              </w:rPr>
+              <w:fldChar w:fldCharType="separate"/>
+            </w:r>
+            <w:r>
+              <w:rPr>
+                <w:noProof/>
+              </w:rPr>
+              <w:t>12</w:t>
             </w:r>
             <w:r>
               <w:rPr>
@@ -1300,7 +2093,7 @@
       <w:pPr>
         <w:pStyle w:val="Heading1"/>
       </w:pPr>
-      <w:bookmarkStart w:id="1" w:name="_Toc240622530"/>
+      <w:bookmarkStart w:id="1" w:name="_Toc240636047"/>
       <w:r>
         <w:t>1. Vision &amp; Problem Statement</w:t>
       </w:r>
@@ -1341,7 +2134,7 @@
       <w:pPr>
         <w:pStyle w:val="Heading1"/>
       </w:pPr>
-      <w:bookmarkStart w:id="2" w:name="_Toc240622531"/>
+      <w:bookmarkStart w:id="2" w:name="_Toc240636048"/>
       <w:r>
         <w:t>2. System Architecture</w:t>
       </w:r>
@@ -1407,7 +2200,7 @@
       <w:pPr>
         <w:pStyle w:val="Heading2"/>
       </w:pPr>
-      <w:bookmarkStart w:id="3" w:name="_Toc240622532"/>
+      <w:bookmarkStart w:id="3" w:name="_Toc240636049"/>
       <w:r>
         <w:t>Technology Stack</w:t>
       </w:r>
@@ -1937,7 +2730,7 @@
       <w:pPr>
         <w:pStyle w:val="Heading2"/>
       </w:pPr>
-      <w:bookmarkStart w:id="4" w:name="_Toc240622533"/>
+      <w:bookmarkStart w:id="4" w:name="_Toc240636050"/>
       <w:r>
         <w:t>Demo Approach</w:t>
       </w:r>
@@ -1955,7 +2748,7 @@
       <w:pPr>
         <w:pStyle w:val="Heading1"/>
       </w:pPr>
-      <w:bookmarkStart w:id="5" w:name="_Toc240622534"/>
+      <w:bookmarkStart w:id="5" w:name="_Toc240636051"/>
       <w:r>
         <w:t>3. Two Responder Organisations, One Zone-Based Routing Model</w:t>
       </w:r>
@@ -2051,7 +2844,7 @@
       <w:pPr>
         <w:pStyle w:val="Heading1"/>
       </w:pPr>
-      <w:bookmarkStart w:id="6" w:name="_Toc240622535"/>
+      <w:bookmarkStart w:id="6" w:name="_Toc240636052"/>
       <w:r>
         <w:t>4. Authentication &amp; Access Model</w:t>
       </w:r>
@@ -2129,7 +2922,7 @@
       <w:pPr>
         <w:pStyle w:val="Heading1"/>
       </w:pPr>
-      <w:bookmarkStart w:id="7" w:name="_Toc240622536"/>
+      <w:bookmarkStart w:id="7" w:name="_Toc240636053"/>
       <w:r>
         <w:t>5. Functional Requirements — Student</w:t>
       </w:r>
@@ -3464,7 +4257,7 @@
       <w:pPr>
         <w:pStyle w:val="Heading2"/>
       </w:pPr>
-      <w:bookmarkStart w:id="8" w:name="_Toc240622537"/>
+      <w:bookmarkStart w:id="8" w:name="_Toc240636054"/>
       <w:r>
         <w:t>Home Screen &amp; Navigation</w:t>
       </w:r>
@@ -3526,7 +4319,7 @@
       <w:pPr>
         <w:pStyle w:val="Heading1"/>
       </w:pPr>
-      <w:bookmarkStart w:id="9" w:name="_Toc240622538"/>
+      <w:bookmarkStart w:id="9" w:name="_Toc240636055"/>
       <w:r>
         <w:t>6. Functional Requirements — Responder (same app, different post-login route)</w:t>
       </w:r>
@@ -4051,7 +4844,7 @@
       <w:pPr>
         <w:pStyle w:val="Heading1"/>
       </w:pPr>
-      <w:bookmarkStart w:id="10" w:name="_Toc240622539"/>
+      <w:bookmarkStart w:id="10" w:name="_Toc240636056"/>
       <w:r>
         <w:t>7. Functional Requirements — Admin (web only)</w:t>
       </w:r>
@@ -4630,7 +5423,7 @@
       <w:pPr>
         <w:pStyle w:val="Heading1"/>
       </w:pPr>
-      <w:bookmarkStart w:id="11" w:name="_Toc240622540"/>
+      <w:bookmarkStart w:id="11" w:name="_Toc240636057"/>
       <w:r>
         <w:t>8. Non-Functional Requirements</w:t>
       </w:r>
@@ -4840,7 +5633,7 @@
       <w:pPr>
         <w:pStyle w:val="Heading1"/>
       </w:pPr>
-      <w:bookmarkStart w:id="12" w:name="_Toc240622541"/>
+      <w:bookmarkStart w:id="12" w:name="_Toc240636058"/>
       <w:r>
         <w:t>9. Data Model (Summary)</w:t>
       </w:r>
@@ -4858,7 +5651,7 @@
       <w:pPr>
         <w:pStyle w:val="Heading2"/>
       </w:pPr>
-      <w:bookmarkStart w:id="13" w:name="_Toc240622542"/>
+      <w:bookmarkStart w:id="13" w:name="_Toc240636059"/>
       <w:r>
         <w:t>Key Relationships</w:t>
       </w:r>
@@ -4967,7 +5760,7 @@
       <w:pPr>
         <w:pStyle w:val="Heading2"/>
       </w:pPr>
-      <w:bookmarkStart w:id="14" w:name="_Toc240622543"/>
+      <w:bookmarkStart w:id="14" w:name="_Toc240636060"/>
       <w:r>
         <w:t>Database Migrations Tracked</w:t>
       </w:r>
@@ -4985,7 +5778,7 @@
       <w:pPr>
         <w:pStyle w:val="Heading1"/>
       </w:pPr>
-      <w:bookmarkStart w:id="15" w:name="_Toc240622544"/>
+      <w:bookmarkStart w:id="15" w:name="_Toc240636061"/>
       <w:r>
         <w:t>10. Feature &amp; Reliability Additions Since Initial Build</w:t>
       </w:r>
@@ -5237,7 +6030,7 @@
       <w:pPr>
         <w:pStyle w:val="Heading1"/>
       </w:pPr>
-      <w:bookmarkStart w:id="16" w:name="_Toc240622545"/>
+      <w:bookmarkStart w:id="16" w:name="_Toc240636062"/>
       <w:r>
         <w:t>11. Key UX Decisions (Not to Be Relitigated)</w:t>
       </w:r>
@@ -5338,7 +6131,7 @@
       <w:pPr>
         <w:pStyle w:val="Heading1"/>
       </w:pPr>
-      <w:bookmarkStart w:id="17" w:name="_Toc240622546"/>
+      <w:bookmarkStart w:id="17" w:name="_Toc240636063"/>
       <w:r>
         <w:t>12. Known Open Items / Not Yet Built</w:t>
       </w:r>
@@ -5761,7 +6554,7 @@
       <w:pPr>
         <w:pStyle w:val="Heading1"/>
       </w:pPr>
-      <w:bookmarkStart w:id="18" w:name="_Toc240622547"/>
+      <w:bookmarkStart w:id="18" w:name="_Toc240636064"/>
       <w:r>
         <w:t>13. Explicit Assumptions &amp; Ethical Boundaries</w:t>
       </w:r>
@@ -5830,6 +6623,765 @@
       </w:pPr>
       <w:r>
         <w:t>A real production version would require university approval, security testing, legal review, formal data-sharing agreements (especially given two organisations sharing student data), and integration with official emergency response procedures — none of that is solved here, just named honestly in the ethics/privacy statement.</w:t>
+      </w:r>
+    </w:p>
+    <w:p>
+      <w:pPr>
+        <w:pStyle w:val="Heading1"/>
+      </w:pPr>
+      <w:bookmarkStart w:id="19" w:name="_Toc240636065"/>
+      <w:r>
+        <w:t>14. System Design</w:t>
+      </w:r>
+      <w:bookmarkEnd w:id="19"/>
+    </w:p>
+    <w:p>
+      <w:pPr>
+        <w:spacing w:after="120"/>
+      </w:pPr>
+      <w:r>
+        <w:t>Layered client-server design with a single Flutter codebase driving three role-based surfaces on top of one Supabase backend:</w:t>
+      </w:r>
+    </w:p>
+    <w:p>
+      <w:pPr>
+        <w:pStyle w:val="ListParagraph"/>
+        <w:numPr>
+          <w:ilvl w:val="0"/>
+          <w:numId w:val="2"/>
+        </w:numPr>
+        <w:spacing w:after="60"/>
+      </w:pPr>
+      <w:r>
+        <w:t>Presentation layer — Flutter widgets per role (Student/Responder bottom-nav shells, Admin NavigationRail shell), sharing one theme, auth flow, and core services.</w:t>
+      </w:r>
+    </w:p>
+    <w:p>
+      <w:pPr>
+        <w:pStyle w:val="ListParagraph"/>
+        <w:numPr>
+          <w:ilvl w:val="0"/>
+          <w:numId w:val="2"/>
+        </w:numPr>
+        <w:spacing w:after="60"/>
+      </w:pPr>
+      <w:r>
+        <w:t>Domain/data layer — one repository class per feature area (AuthRepository, AlertRepository, WalkSessionRepository, AdminRepository, SafeRideRepository, etc.), each wrapping a narrow set of Supabase table operations behind plain Dart methods.</w:t>
+      </w:r>
+    </w:p>
+    <w:p>
+      <w:pPr>
+        <w:pStyle w:val="ListParagraph"/>
+        <w:numPr>
+          <w:ilvl w:val="0"/>
+          <w:numId w:val="2"/>
+        </w:numPr>
+        <w:spacing w:after="60"/>
+      </w:pPr>
+      <w:r>
+        <w:t>Core services — SupabaseService (client singleton), LocationService/RouteService/ZoneLookupService (GPS + OSRM + nearest-zone matching), NotificationService, ConnectivityService, StorageUploader, BiometricService, ThemeController.</w:t>
+      </w:r>
+    </w:p>
+    <w:p>
+      <w:pPr>
+        <w:pStyle w:val="ListParagraph"/>
+        <w:numPr>
+          <w:ilvl w:val="0"/>
+          <w:numId w:val="2"/>
+        </w:numPr>
+        <w:spacing w:after="60"/>
+      </w:pPr>
+      <w:r>
+        <w:t>Backend — Supabase Postgres with Row Level Security as the authorization boundary (no separate application-level auth layer), Supabase Realtime for live alert/status updates, Supabase Storage for incident photos, Supabase Auth for identity.</w:t>
+      </w:r>
+    </w:p>
+    <w:p>
+      <w:pPr>
+        <w:pStyle w:val="ListParagraph"/>
+        <w:numPr>
+          <w:ilvl w:val="0"/>
+          <w:numId w:val="2"/>
+        </w:numPr>
+        <w:spacing w:after="60"/>
+      </w:pPr>
+      <w:r>
+        <w:t>External services — OpenStreetMap/Esri map tiles and the public OSRM routing API, called directly from the client (no backend proxy).</w:t>
+      </w:r>
+    </w:p>
+    <w:p>
+      <w:pPr>
+        <w:pStyle w:val="ListParagraph"/>
+        <w:numPr>
+          <w:ilvl w:val="0"/>
+          <w:numId w:val="2"/>
+        </w:numPr>
+        <w:spacing w:after="60"/>
+      </w:pPr>
+      <w:r>
+        <w:t>Cross-cutting rule — role is always derived by table membership at runtime (§2, §4), never by a separate build or a stored role flag, which keeps students, responders, and admins on one shared, continuously-tested codebase.</w:t>
+      </w:r>
+    </w:p>
+    <w:p>
+      <w:pPr>
+        <w:pStyle w:val="Heading1"/>
+      </w:pPr>
+      <w:bookmarkStart w:id="20" w:name="_Toc240636066"/>
+      <w:r>
+        <w:t>15. User Flow</w:t>
+      </w:r>
+      <w:bookmarkEnd w:id="20"/>
+    </w:p>
+    <w:p>
+      <w:pPr>
+        <w:pStyle w:val="Heading2"/>
+      </w:pPr>
+      <w:bookmarkStart w:id="21" w:name="_Toc240636067"/>
+      <w:r>
+        <w:t>Student</w:t>
+      </w:r>
+      <w:bookmarkEnd w:id="21"/>
+    </w:p>
+    <w:p>
+      <w:pPr>
+        <w:pStyle w:val="ListParagraph"/>
+        <w:numPr>
+          <w:ilvl w:val="0"/>
+          <w:numId w:val="2"/>
+        </w:numPr>
+        <w:spacing w:after="60"/>
+      </w:pPr>
+      <w:r>
+        <w:t>Welcome → Create Account (email + password) → Student Details Wizard (campus, DOB, gender, faculty/year, residence, address, optional trusted contacts) → Home.</w:t>
+      </w:r>
+    </w:p>
+    <w:p>
+      <w:pPr>
+        <w:pStyle w:val="ListParagraph"/>
+        <w:numPr>
+          <w:ilvl w:val="0"/>
+          <w:numId w:val="2"/>
+        </w:numPr>
+        <w:spacing w:after="60"/>
+      </w:pPr>
+      <w:r>
+        <w:t>Home → hold SOS 3s → Active SOS screen (fan-out confirmation, False Alarm option) → Resolved by a responder.</w:t>
+      </w:r>
+    </w:p>
+    <w:p>
+      <w:pPr>
+        <w:pStyle w:val="ListParagraph"/>
+        <w:numPr>
+          <w:ilvl w:val="0"/>
+          <w:numId w:val="2"/>
+        </w:numPr>
+        <w:spacing w:after="60"/>
+      </w:pPr>
+      <w:r>
+        <w:t>Home tile → Safe Walks → invite companion (pending → accepted) or self-monitored timer → live tracking → arrival or missed-check-in escalation to a real alert.</w:t>
+      </w:r>
+    </w:p>
+    <w:p>
+      <w:pPr>
+        <w:pStyle w:val="ListParagraph"/>
+        <w:numPr>
+          <w:ilvl w:val="0"/>
+          <w:numId w:val="2"/>
+        </w:numPr>
+        <w:spacing w:after="60"/>
+      </w:pPr>
+      <w:r>
+        <w:t>Home tile → Safe Ride → scan/enter number plate → risk result (clean/moderate/danger) → optional report-this-car.</w:t>
+      </w:r>
+    </w:p>
+    <w:p>
+      <w:pPr>
+        <w:pStyle w:val="ListParagraph"/>
+        <w:numPr>
+          <w:ilvl w:val="0"/>
+          <w:numId w:val="2"/>
+        </w:numPr>
+        <w:spacing w:after="60"/>
+      </w:pPr>
+      <w:r>
+        <w:t>Home tile → Report a Concern → combined details screen → review → submit (with optional photo, optional anonymity).</w:t>
+      </w:r>
+    </w:p>
+    <w:p>
+      <w:pPr>
+        <w:pStyle w:val="Heading2"/>
+      </w:pPr>
+      <w:bookmarkStart w:id="22" w:name="_Toc240636068"/>
+      <w:r>
+        <w:t>Responder</w:t>
+      </w:r>
+      <w:bookmarkEnd w:id="22"/>
+    </w:p>
+    <w:p>
+      <w:pPr>
+        <w:pStyle w:val="ListParagraph"/>
+        <w:numPr>
+          <w:ilvl w:val="0"/>
+          <w:numId w:val="2"/>
+        </w:numPr>
+        <w:spacing w:after="60"/>
+      </w:pPr>
+      <w:r>
+        <w:t>Welcome → Create Account with the email an admin already invited → auto-linked to the pending responder row → Alert Feed (zone-scoped).</w:t>
+      </w:r>
+    </w:p>
+    <w:p>
+      <w:pPr>
+        <w:pStyle w:val="ListParagraph"/>
+        <w:numPr>
+          <w:ilvl w:val="0"/>
+          <w:numId w:val="2"/>
+        </w:numPr>
+        <w:spacing w:after="60"/>
+      </w:pPr>
+      <w:r>
+        <w:t>Alert Feed → open an alert → Alert Detail (map + medical banner + status actions) → Acknowledge → Dispatch → Resolve (+ short report) or False Alarm – Verify.</w:t>
+      </w:r>
+    </w:p>
+    <w:p>
+      <w:pPr>
+        <w:pStyle w:val="Heading2"/>
+      </w:pPr>
+      <w:bookmarkStart w:id="23" w:name="_Toc240636069"/>
+      <w:r>
+        <w:t>Admin</w:t>
+      </w:r>
+      <w:bookmarkEnd w:id="23"/>
+    </w:p>
+    <w:p>
+      <w:pPr>
+        <w:pStyle w:val="ListParagraph"/>
+        <w:numPr>
+          <w:ilvl w:val="0"/>
+          <w:numId w:val="2"/>
+        </w:numPr>
+        <w:spacing w:after="60"/>
+      </w:pPr>
+      <w:r>
+        <w:t>Log in → Admin Dashboard → Overview (system-wide snapshot) → drill into any section (Alerts, People, Zones, Broadcasts, Resources, Reports, Groups, Emergency Contacts, Students) via the side navigation.</w:t>
+      </w:r>
+    </w:p>
+    <w:p>
+      <w:pPr>
+        <w:pStyle w:val="ListParagraph"/>
+        <w:numPr>
+          <w:ilvl w:val="0"/>
+          <w:numId w:val="2"/>
+        </w:numPr>
+        <w:spacing w:after="60"/>
+      </w:pPr>
+      <w:r>
+        <w:t>Admin creates a responder/admin invite (email + name + org/zone) → that person later self-activates through the same Create Account screen a student uses.</w:t>
+      </w:r>
+    </w:p>
+    <w:p>
+      <w:pPr>
+        <w:pStyle w:val="Heading1"/>
+      </w:pPr>
+      <w:bookmarkStart w:id="24" w:name="_Toc240636070"/>
+      <w:r>
+        <w:t>16. Data Flow</w:t>
+      </w:r>
+      <w:bookmarkEnd w:id="24"/>
+    </w:p>
+    <w:p>
+      <w:pPr>
+        <w:pStyle w:val="ListParagraph"/>
+        <w:numPr>
+          <w:ilvl w:val="0"/>
+          <w:numId w:val="2"/>
+        </w:numPr>
+        <w:spacing w:after="60"/>
+      </w:pPr>
+      <w:r>
+        <w:t>Client → Supabase REST/Realtime (PostgREST) for all reads/writes; every query is scoped by Row Level Security using auth.uid(), so the client never has to filter data it shouldn't see — the database enforces it.</w:t>
+      </w:r>
+    </w:p>
+    <w:p>
+      <w:pPr>
+        <w:pStyle w:val="ListParagraph"/>
+        <w:numPr>
+          <w:ilvl w:val="0"/>
+          <w:numId w:val="2"/>
+        </w:numPr>
+        <w:spacing w:after="60"/>
+      </w:pPr>
+      <w:r>
+        <w:t>SOS trigger: student device gets current GPS position → LocationService/ZoneLookupService resolves nearest zone_id → an alerts row is inserted → a fan-out job populates alert_recipients (one row per responder assigned to that zone + every trusted contact) → each recipient's device receives it via a Realtime subscription on alert_recipients/alerts, not a server-pushed notification service.</w:t>
+      </w:r>
+    </w:p>
+    <w:p>
+      <w:pPr>
+        <w:pStyle w:val="ListParagraph"/>
+        <w:numPr>
+          <w:ilvl w:val="0"/>
+          <w:numId w:val="2"/>
+        </w:numPr>
+        <w:spacing w:after="60"/>
+      </w:pPr>
+      <w:r>
+        <w:t>Acknowledgement flow: a responder's Acknowledge/Resolve action updates the shared alerts row directly; every other subscribed responder's feed re-renders from the same Realtime stream, which is what produces the "Acknowledged by [name/org]" multi-responder view.</w:t>
+      </w:r>
+    </w:p>
+    <w:p>
+      <w:pPr>
+        <w:pStyle w:val="ListParagraph"/>
+        <w:numPr>
+          <w:ilvl w:val="0"/>
+          <w:numId w:val="2"/>
+        </w:numPr>
+        <w:spacing w:after="60"/>
+      </w:pPr>
+      <w:r>
+        <w:t>Safe Walks: a walk_sessions row carries live position updates and a check-in deadline; a missed deadline (checked client-side against the stored timestamp) creates a new alerts row and links it back via escalated_alert_id.</w:t>
+      </w:r>
+    </w:p>
+    <w:p>
+      <w:pPr>
+        <w:pStyle w:val="ListParagraph"/>
+        <w:numPr>
+          <w:ilvl w:val="0"/>
+          <w:numId w:val="2"/>
+        </w:numPr>
+        <w:spacing w:after="60"/>
+      </w:pPr>
+      <w:r>
+        <w:t>Incident report with a photo: image is uploaded to a Supabase Storage bucket first via StorageUploader, then the resulting URL is stored on the incident_reports row — the row itself never carries binary data.</w:t>
+      </w:r>
+    </w:p>
+    <w:p>
+      <w:pPr>
+        <w:pStyle w:val="ListParagraph"/>
+        <w:numPr>
+          <w:ilvl w:val="0"/>
+          <w:numId w:val="2"/>
+        </w:numPr>
+        <w:spacing w:after="60"/>
+      </w:pPr>
+      <w:r>
+        <w:t>Offline path: no data connection short-circuits the normal write path entirely — the client falls back to the native phone dialer and device SMS composer using a locally cached emergency-contacts list, bypassing Supabase altogether until connectivity returns.</w:t>
+      </w:r>
+    </w:p>
+    <w:p>
+      <w:pPr>
+        <w:pStyle w:val="Heading1"/>
+      </w:pPr>
+      <w:bookmarkStart w:id="25" w:name="_Toc240636071"/>
+      <w:r>
+        <w:t>17. Build Approach</w:t>
+      </w:r>
+      <w:bookmarkEnd w:id="25"/>
+    </w:p>
+    <w:p>
+      <w:pPr>
+        <w:spacing w:after="120"/>
+      </w:pPr>
+      <w:r>
+        <w:t>Built iteratively as a hackathon prototype, in verified passes rather than one long implementation, each committed as a self-contained chunk (see git history):</w:t>
+      </w:r>
+    </w:p>
+    <w:p>
+      <w:pPr>
+        <w:pStyle w:val="ListParagraph"/>
+        <w:numPr>
+          <w:ilvl w:val="0"/>
+          <w:numId w:val="2"/>
+        </w:numPr>
+        <w:spacing w:after="60"/>
+      </w:pPr>
+      <w:r>
+        <w:t>Foundation pass — student + responder apps end-to-end (registration, SOS, Walk With Me, reporting, contacts, groups, resources) plus role-based routing and RLS.</w:t>
+      </w:r>
+    </w:p>
+    <w:p>
+      <w:pPr>
+        <w:pStyle w:val="ListParagraph"/>
+        <w:numPr>
+          <w:ilvl w:val="0"/>
+          <w:numId w:val="2"/>
+        </w:numPr>
+        <w:spacing w:after="60"/>
+      </w:pPr>
+      <w:r>
+        <w:t>Surface completion — admin web dashboard, a real interactive map, and real Walk With Me companion/routing logic.</w:t>
+      </w:r>
+    </w:p>
+    <w:p>
+      <w:pPr>
+        <w:pStyle w:val="ListParagraph"/>
+        <w:numPr>
+          <w:ilvl w:val="0"/>
+          <w:numId w:val="2"/>
+        </w:numPr>
+        <w:spacing w:after="60"/>
+      </w:pPr>
+      <w:r>
+        <w:t>Reliability hardening — each fix verified against real data before moving on, not assumed: a hold-button race, a per-student SOS-ban gap, a silent RLS gap hiding alerts from responders, a UTC/local timestamp bug, and zone-based routing correctness.</w:t>
+      </w:r>
+    </w:p>
+    <w:p>
+      <w:pPr>
+        <w:pStyle w:val="ListParagraph"/>
+        <w:numPr>
+          <w:ilvl w:val="0"/>
+          <w:numId w:val="2"/>
+        </w:numPr>
+        <w:spacing w:after="60"/>
+      </w:pPr>
+      <w:r>
+        <w:t>Feature expansion — Safe Ride added, Walk With Me renamed to Safe Walks based on user-facing clarity.</w:t>
+      </w:r>
+    </w:p>
+    <w:p>
+      <w:pPr>
+        <w:pStyle w:val="ListParagraph"/>
+        <w:numPr>
+          <w:ilvl w:val="0"/>
+          <w:numId w:val="2"/>
+        </w:numPr>
+        <w:spacing w:after="60"/>
+      </w:pPr>
+      <w:r>
+        <w:t>Polish pass — accessibility semantics/haptics, skeleton loaders, pull-to-refresh, empty states, undo-on-delete, theme control, biometric app-lock with a mandatory escape hatch.</w:t>
+      </w:r>
+    </w:p>
+    <w:p>
+      <w:pPr>
+        <w:pStyle w:val="ListParagraph"/>
+        <w:numPr>
+          <w:ilvl w:val="0"/>
+          <w:numId w:val="2"/>
+        </w:numPr>
+        <w:spacing w:after="60"/>
+      </w:pPr>
+      <w:r>
+        <w:t>Identity pass — SafeStep rebrand (icon, branding, NMU-aligned colour touch).</w:t>
+      </w:r>
+    </w:p>
+    <w:p>
+      <w:pPr>
+        <w:pStyle w:val="ListParagraph"/>
+        <w:numPr>
+          <w:ilvl w:val="0"/>
+          <w:numId w:val="2"/>
+        </w:numPr>
+        <w:spacing w:after="60"/>
+      </w:pPr>
+      <w:r>
+        <w:t>Documentation pass — ongoing PDF decision log and this scope document, both kept in sync with the real commit history rather than the original plan alone.</w:t>
+      </w:r>
+    </w:p>
+    <w:p>
+      <w:pPr>
+        <w:spacing w:after="200"/>
+      </w:pPr>
+      <w:r>
+        <w:rPr>
+          <w:i/>
+          <w:iCs/>
+          <w:color w:val="444444"/>
+          <w:sz w:val="20"/>
+          <w:szCs w:val="20"/>
+        </w:rPr>
+        <w:t>Most recent change: the admin role's mobile block was removed (2026-09-18) — admin login had been inconsistently gated (auth_gate.dart checked platform, login_screen.dart did not), which was itself confusing during testing. Admin now logs in identically on every platform; the dashboard's NavigationRail layout is still web/desktop-shaped and not yet responsive for small screens, and finer-grained access regulation (if any) is a future decision, not yet implemented.</w:t>
+      </w:r>
+    </w:p>
+    <w:p>
+      <w:pPr>
+        <w:pStyle w:val="Heading1"/>
+      </w:pPr>
+      <w:bookmarkStart w:id="26" w:name="_Toc240636072"/>
+      <w:r>
+        <w:t>18. Scope</w:t>
+      </w:r>
+      <w:bookmarkEnd w:id="26"/>
+    </w:p>
+    <w:p>
+      <w:pPr>
+        <w:pStyle w:val="Heading2"/>
+      </w:pPr>
+      <w:bookmarkStart w:id="27" w:name="_Toc240636073"/>
+      <w:r>
+        <w:t>In Scope</w:t>
+      </w:r>
+      <w:bookmarkEnd w:id="27"/>
+    </w:p>
+    <w:p>
+      <w:pPr>
+        <w:pStyle w:val="ListParagraph"/>
+        <w:numPr>
+          <w:ilvl w:val="0"/>
+          <w:numId w:val="2"/>
+        </w:numPr>
+        <w:spacing w:after="60"/>
+      </w:pPr>
+      <w:r>
+        <w:t>Everything listed in §5–§7: full student, responder, and admin feature sets, running on real Supabase infrastructure with fictional/simulated data.</w:t>
+      </w:r>
+    </w:p>
+    <w:p>
+      <w:pPr>
+        <w:pStyle w:val="ListParagraph"/>
+        <w:numPr>
+          <w:ilvl w:val="0"/>
+          <w:numId w:val="2"/>
+        </w:numPr>
+        <w:spacing w:after="60"/>
+      </w:pPr>
+      <w:r>
+        <w:t>Zone-based, multi-organisation alert routing (§3) as the core differentiator from a campus-only safety app.</w:t>
+      </w:r>
+    </w:p>
+    <w:p>
+      <w:pPr>
+        <w:pStyle w:val="ListParagraph"/>
+        <w:numPr>
+          <w:ilvl w:val="0"/>
+          <w:numId w:val="2"/>
+        </w:numPr>
+        <w:spacing w:after="60"/>
+      </w:pPr>
+      <w:r>
+        <w:t>Tiered data privacy, offline degrade, and the accessibility/haptics work already implemented (§8).</w:t>
+      </w:r>
+    </w:p>
+    <w:p>
+      <w:pPr>
+        <w:pStyle w:val="Heading2"/>
+      </w:pPr>
+      <w:bookmarkStart w:id="28" w:name="_Toc240636074"/>
+      <w:r>
+        <w:t>Out of Scope</w:t>
+      </w:r>
+      <w:bookmarkEnd w:id="28"/>
+    </w:p>
+    <w:p>
+      <w:pPr>
+        <w:pStyle w:val="ListParagraph"/>
+        <w:numPr>
+          <w:ilvl w:val="0"/>
+          <w:numId w:val="2"/>
+        </w:numPr>
+        <w:spacing w:after="60"/>
+      </w:pPr>
+      <w:r>
+        <w:t>Any real emergency-service integration (police/ambulance/campus security dispatch systems).</w:t>
+      </w:r>
+    </w:p>
+    <w:p>
+      <w:pPr>
+        <w:pStyle w:val="ListParagraph"/>
+        <w:numPr>
+          <w:ilvl w:val="0"/>
+          <w:numId w:val="2"/>
+        </w:numPr>
+        <w:spacing w:after="60"/>
+      </w:pPr>
+      <w:r>
+        <w:t>Real personal data, real institutional authentication, or real incident data of any kind.</w:t>
+      </w:r>
+    </w:p>
+    <w:p>
+      <w:pPr>
+        <w:pStyle w:val="ListParagraph"/>
+        <w:numPr>
+          <w:ilvl w:val="0"/>
+          <w:numId w:val="2"/>
+        </w:numPr>
+        <w:spacing w:after="60"/>
+      </w:pPr>
+      <w:r>
+        <w:t>Formal legal/data-sharing agreements between NMU and a real security company — named as a requirement, not implemented.</w:t>
+      </w:r>
+    </w:p>
+    <w:p>
+      <w:pPr>
+        <w:pStyle w:val="ListParagraph"/>
+        <w:numPr>
+          <w:ilvl w:val="0"/>
+          <w:numId w:val="2"/>
+        </w:numPr>
+        <w:spacing w:after="60"/>
+      </w:pPr>
+      <w:r>
+        <w:t>Multi-language support, native app-store packaging, and a full accessibility audit — explicitly parked (§12).</w:t>
+      </w:r>
+    </w:p>
+    <w:p>
+      <w:pPr>
+        <w:pStyle w:val="ListParagraph"/>
+        <w:numPr>
+          <w:ilvl w:val="0"/>
+          <w:numId w:val="2"/>
+        </w:numPr>
+        <w:spacing w:after="60"/>
+      </w:pPr>
+      <w:r>
+        <w:t>Production-grade security hardening (encrypted comms, audit logging) beyond real Supabase Auth + RLS.</w:t>
+      </w:r>
+    </w:p>
+    <w:p>
+      <w:pPr>
+        <w:pStyle w:val="Heading1"/>
+      </w:pPr>
+      <w:bookmarkStart w:id="29" w:name="_Toc240636075"/>
+      <w:r>
+        <w:t>19. Risks &amp; Feasibility</w:t>
+      </w:r>
+      <w:bookmarkEnd w:id="29"/>
+    </w:p>
+    <w:p>
+      <w:pPr>
+        <w:pStyle w:val="Heading2"/>
+      </w:pPr>
+      <w:bookmarkStart w:id="30" w:name="_Toc240636076"/>
+      <w:r>
+        <w:t>Risks</w:t>
+      </w:r>
+      <w:bookmarkEnd w:id="30"/>
+    </w:p>
+    <w:p>
+      <w:pPr>
+        <w:pStyle w:val="ListParagraph"/>
+        <w:numPr>
+          <w:ilvl w:val="0"/>
+          <w:numId w:val="2"/>
+        </w:numPr>
+        <w:spacing w:after="60"/>
+      </w:pPr>
+      <w:r>
+        <w:t>Two-organisation data sharing has no formal legal agreement modelled — a real deployment would need one before any real student data could flow between NMU and a private security company.</w:t>
+      </w:r>
+    </w:p>
+    <w:p>
+      <w:pPr>
+        <w:pStyle w:val="ListParagraph"/>
+        <w:numPr>
+          <w:ilvl w:val="0"/>
+          <w:numId w:val="2"/>
+        </w:numPr>
+        <w:spacing w:after="60"/>
+      </w:pPr>
+      <w:r>
+        <w:t>Free/no-API-key map tile and routing providers (Esri tiles, public OSRM) are convenient for a prototype but carry no uptime or rate-limit guarantee for production use.</w:t>
+      </w:r>
+    </w:p>
+    <w:p>
+      <w:pPr>
+        <w:pStyle w:val="ListParagraph"/>
+        <w:numPr>
+          <w:ilvl w:val="0"/>
+          <w:numId w:val="2"/>
+        </w:numPr>
+        <w:spacing w:after="60"/>
+      </w:pPr>
+      <w:r>
+        <w:t>RLS is the sole authorization boundary — two real gaps were already found and fixed during development (alerts not reaching responders, group member names not visible), which shows the pattern is fixable but requires an RLS re-audit after every schema change, not just once.</w:t>
+      </w:r>
+    </w:p>
+    <w:p>
+      <w:pPr>
+        <w:pStyle w:val="ListParagraph"/>
+        <w:numPr>
+          <w:ilvl w:val="0"/>
+          <w:numId w:val="2"/>
+        </w:numPr>
+        <w:spacing w:after="60"/>
+      </w:pPr>
+      <w:r>
+        <w:t>Offline fallback depends on native dialer/SMS behaviour, which varies by device and carrier and hasn't been tested beyond the one demo phone.</w:t>
+      </w:r>
+    </w:p>
+    <w:p>
+      <w:pPr>
+        <w:pStyle w:val="ListParagraph"/>
+        <w:numPr>
+          <w:ilvl w:val="0"/>
+          <w:numId w:val="2"/>
+        </w:numPr>
+        <w:spacing w:after="60"/>
+      </w:pPr>
+      <w:r>
+        <w:t>The accessibility audit is incomplete, which is a materially higher-stakes gap for a safety app than for a typical consumer app.</w:t>
+      </w:r>
+    </w:p>
+    <w:p>
+      <w:pPr>
+        <w:pStyle w:val="ListParagraph"/>
+        <w:numPr>
+          <w:ilvl w:val="0"/>
+          <w:numId w:val="2"/>
+        </w:numPr>
+        <w:spacing w:after="60"/>
+      </w:pPr>
+      <w:r>
+        <w:t>The admin dashboard is now reachable from mobile but its layout is not responsive — usable but visually cramped on small screens until a dedicated mobile-admin layout is built.</w:t>
+      </w:r>
+    </w:p>
+    <w:p>
+      <w:pPr>
+        <w:pStyle w:val="Heading2"/>
+      </w:pPr>
+      <w:bookmarkStart w:id="31" w:name="_Toc240636077"/>
+      <w:r>
+        <w:t>Feasibility</w:t>
+      </w:r>
+      <w:bookmarkEnd w:id="31"/>
+    </w:p>
+    <w:p>
+      <w:pPr>
+        <w:pStyle w:val="ListParagraph"/>
+        <w:numPr>
+          <w:ilvl w:val="0"/>
+          <w:numId w:val="2"/>
+        </w:numPr>
+        <w:spacing w:after="60"/>
+      </w:pPr>
+      <w:r>
+        <w:t>Technically proven: a real, working, end-to-end prototype exists today on live Supabase infrastructure and real hardware, not a mockup.</w:t>
+      </w:r>
+    </w:p>
+    <w:p>
+      <w:pPr>
+        <w:pStyle w:val="ListParagraph"/>
+        <w:numPr>
+          <w:ilvl w:val="0"/>
+          <w:numId w:val="2"/>
+        </w:numPr>
+        <w:spacing w:after="60"/>
+      </w:pPr>
+      <w:r>
+        <w:t>The zone-based multi-responder routing model — the project's central idea — has been verified against real seeded data across both organisations, not just designed on paper.</w:t>
+      </w:r>
+    </w:p>
+    <w:p>
+      <w:pPr>
+        <w:pStyle w:val="ListParagraph"/>
+        <w:numPr>
+          <w:ilvl w:val="0"/>
+          <w:numId w:val="2"/>
+        </w:numPr>
+        <w:spacing w:after="60"/>
+      </w:pPr>
+      <w:r>
+        <w:t>Infrastructure cost is low pre-production (Supabase free/low tier + no-cost map tiles), so continued iteration is cheap.</w:t>
+      </w:r>
+    </w:p>
+    <w:p>
+      <w:pPr>
+        <w:pStyle w:val="ListParagraph"/>
+        <w:numPr>
+          <w:ilvl w:val="0"/>
+          <w:numId w:val="2"/>
+        </w:numPr>
+        <w:spacing w:after="60"/>
+      </w:pPr>
+      <w:r>
+        <w:t>Reaching a real production deployment is feasible only with non-technical work this project deliberately does not attempt: university approval, a real security-company partnership and data-sharing agreement, formal security testing, and legal/POPIA review.</w:t>
       </w:r>
     </w:p>
     <w:sectPr>
@@ -5845,10 +7397,10 @@
 <file path=word/numbering.xml><?xml version="1.0" encoding="utf-8"?>
 <w:numbering xmlns:wpc="http://schemas.microsoft.com/office/word/2010/wordprocessingCanvas" xmlns:cx="http://schemas.microsoft.com/office/drawing/2014/chartex" xmlns:cx1="http://schemas.microsoft.com/office/drawing/2015/9/8/chartex" xmlns:cx2="http://schemas.microsoft.com/office/drawing/2015/10/21/chartex" xmlns:cx3="http://schemas.microsoft.com/office/drawing/2016/5/9/chartex" xmlns:cx4="http://schemas.microsoft.com/office/drawing/2016/5/10/chartex" xmlns:cx5="http://schemas.microsoft.com/office/drawing/2016/5/11/chartex" xmlns:cx6="http://schemas.microsoft.com/office/drawing/2016/5/12/chartex" xmlns:cx7="http://schemas.microsoft.com/office/drawing/2016/5/13/chartex" xmlns:cx8="http://schemas.microsoft.com/office/drawing/2016/5/14/chartex" xmlns:mc="http://schemas.openxmlformats.org/markup-compatibility/2006" xmlns:aink="http://schemas.microsoft.com/office/drawing/2016/ink" xmlns:am3d="http://schemas.microsoft.com/office/drawing/2017/model3d" xmlns:o="urn:schemas-microsoft-com:office:office" xmlns:oel="http://schemas.microsoft.com/office/2019/extlst" xmlns:r="http://schemas.openxmlformats.org/officeDocument/2006/relationships" xmlns:m="http://schemas.openxmlformats.org/officeDocument/2006/math" xmlns:v="urn:schemas-microsoft-com:vml" xmlns:wp14="http://schemas.microsoft.com/office/word/2010/wordprocessingDrawing" xmlns:wp="http://schemas.openxmlformats.org/drawingml/2006/wordprocessingDrawing" xmlns:w10="urn:schemas-microsoft-com:office:word" xmlns:w="http://schemas.openxmlformats.org/wordprocessingml/2006/main" xmlns:w14="http://schemas.microsoft.com/office/word/2010/wordml" xmlns:w15="http://schemas.microsoft.com/office/word/2012/wordml" xmlns:w16cex="http://schemas.microsoft.com/office/word/2018/wordml/cex" xmlns:w16cid="http://schemas.microsoft.com/office/word/2016/wordml/cid" xmlns:w16="http://schemas.microsoft.com/office/word/2018/wordml" xmlns:w16du="http://schemas.microsoft.com/office/word/2023/wordml/word16du" xmlns:w16sdtdh="http://schemas.microsoft.com/office/word/2020/wordml/sdtdatahash" xmlns:w16sdtfl="http://schemas.microsoft.com/office/word/2024/wordml/sdtformatlock" xmlns:w16se="http://schemas.microsoft.com/office/word/2015/wordml/symex" xmlns:wpg="http://schemas.microsoft.com/office/word/2010/wordprocessingGroup" xmlns:wpi="http://schemas.microsoft.com/office/word/2010/wordprocessingInk" xmlns:wne="http://schemas.microsoft.com/office/word/2006/wordml" xmlns:wps="http://schemas.microsoft.com/office/word/2010/wordprocessingShape" mc:Ignorable="w14 w15 w16se w16cid w16 w16cex w16sdtdh w16sdtfl w16du wp14">
   <w:abstractNum w:abstractNumId="0" w15:restartNumberingAfterBreak="0">
-    <w:nsid w:val="5D862745"/>
+    <w:nsid w:val="3A476606"/>
     <w:multiLevelType w:val="hybridMultilevel"/>
-    <w:tmpl w:val="0796624E"/>
-    <w:lvl w:ilvl="0" w:tplc="EA045282">
+    <w:tmpl w:val="48FC83E2"/>
+    <w:lvl w:ilvl="0" w:tplc="08423072">
       <w:start w:val="1"/>
       <w:numFmt w:val="bullet"/>
       <w:lvlText w:val="●"/>
@@ -5857,7 +7409,7 @@
         <w:ind w:left="720" w:hanging="360"/>
       </w:pPr>
     </w:lvl>
-    <w:lvl w:ilvl="1" w:tplc="C6FC3E86">
+    <w:lvl w:ilvl="1" w:tplc="EAA8C692">
       <w:start w:val="1"/>
       <w:numFmt w:val="bullet"/>
       <w:lvlText w:val="○"/>
@@ -5866,7 +7418,7 @@
         <w:ind w:left="1440" w:hanging="360"/>
       </w:pPr>
     </w:lvl>
-    <w:lvl w:ilvl="2" w:tplc="26B2C2F6">
+    <w:lvl w:ilvl="2" w:tplc="496E6DC8">
       <w:start w:val="1"/>
       <w:numFmt w:val="bullet"/>
       <w:lvlText w:val="■"/>
@@ -5875,7 +7427,7 @@
         <w:ind w:left="2160" w:hanging="360"/>
       </w:pPr>
     </w:lvl>
-    <w:lvl w:ilvl="3" w:tplc="E8383714">
+    <w:lvl w:ilvl="3" w:tplc="24567CAA">
       <w:start w:val="1"/>
       <w:numFmt w:val="bullet"/>
       <w:lvlText w:val="●"/>
@@ -5884,7 +7436,7 @@
         <w:ind w:left="2880" w:hanging="360"/>
       </w:pPr>
     </w:lvl>
-    <w:lvl w:ilvl="4" w:tplc="80B65A1A">
+    <w:lvl w:ilvl="4" w:tplc="1E5C0B3C">
       <w:start w:val="1"/>
       <w:numFmt w:val="bullet"/>
       <w:lvlText w:val="○"/>
@@ -5893,7 +7445,7 @@
         <w:ind w:left="3600" w:hanging="360"/>
       </w:pPr>
     </w:lvl>
-    <w:lvl w:ilvl="5" w:tplc="E98C3B64">
+    <w:lvl w:ilvl="5" w:tplc="65F4C160">
       <w:start w:val="1"/>
       <w:numFmt w:val="bullet"/>
       <w:lvlText w:val="■"/>
@@ -5902,7 +7454,7 @@
         <w:ind w:left="4320" w:hanging="360"/>
       </w:pPr>
     </w:lvl>
-    <w:lvl w:ilvl="6" w:tplc="F6E09620">
+    <w:lvl w:ilvl="6" w:tplc="2EF4CA42">
       <w:start w:val="1"/>
       <w:numFmt w:val="bullet"/>
       <w:lvlText w:val="●"/>
@@ -5911,7 +7463,7 @@
         <w:ind w:left="5040" w:hanging="360"/>
       </w:pPr>
     </w:lvl>
-    <w:lvl w:ilvl="7" w:tplc="E8AA57DA">
+    <w:lvl w:ilvl="7" w:tplc="F5661474">
       <w:start w:val="1"/>
       <w:numFmt w:val="bullet"/>
       <w:lvlText w:val="●"/>
@@ -5920,7 +7472,7 @@
         <w:ind w:left="5760" w:hanging="360"/>
       </w:pPr>
     </w:lvl>
-    <w:lvl w:ilvl="8" w:tplc="C0227A76">
+    <w:lvl w:ilvl="8" w:tplc="1946F09A">
       <w:start w:val="1"/>
       <w:numFmt w:val="bullet"/>
       <w:lvlText w:val="●"/>
@@ -5931,10 +7483,10 @@
     </w:lvl>
   </w:abstractNum>
   <w:abstractNum w:abstractNumId="1" w15:restartNumberingAfterBreak="0">
-    <w:nsid w:val="66D66BAB"/>
+    <w:nsid w:val="40374B34"/>
     <w:multiLevelType w:val="hybridMultilevel"/>
-    <w:tmpl w:val="988A824C"/>
-    <w:lvl w:ilvl="0" w:tplc="2E06F324">
+    <w:tmpl w:val="BB4242E2"/>
+    <w:lvl w:ilvl="0" w:tplc="67D605DC">
       <w:start w:val="1"/>
       <w:numFmt w:val="bullet"/>
       <w:lvlText w:val="•"/>
@@ -5943,7 +7495,7 @@
         <w:ind w:left="360" w:hanging="260"/>
       </w:pPr>
     </w:lvl>
-    <w:lvl w:ilvl="1" w:tplc="4184E28A">
+    <w:lvl w:ilvl="1" w:tplc="30F81828">
       <w:start w:val="1"/>
       <w:numFmt w:val="bullet"/>
       <w:lvlText w:val="–"/>
@@ -5952,49 +7504,49 @@
         <w:ind w:left="720" w:hanging="260"/>
       </w:pPr>
     </w:lvl>
-    <w:lvl w:ilvl="2" w:tplc="62B07C70">
+    <w:lvl w:ilvl="2" w:tplc="22CA1FA2">
       <w:numFmt w:val="decimal"/>
       <w:lvlText w:val=""/>
       <w:lvlJc w:val="left"/>
     </w:lvl>
-    <w:lvl w:ilvl="3" w:tplc="64B289C8">
+    <w:lvl w:ilvl="3" w:tplc="F7342B1A">
       <w:numFmt w:val="decimal"/>
       <w:lvlText w:val=""/>
       <w:lvlJc w:val="left"/>
     </w:lvl>
-    <w:lvl w:ilvl="4" w:tplc="230862FE">
+    <w:lvl w:ilvl="4" w:tplc="073A74B0">
       <w:numFmt w:val="decimal"/>
       <w:lvlText w:val=""/>
       <w:lvlJc w:val="left"/>
     </w:lvl>
-    <w:lvl w:ilvl="5" w:tplc="057496E0">
+    <w:lvl w:ilvl="5" w:tplc="ECD65648">
       <w:numFmt w:val="decimal"/>
       <w:lvlText w:val=""/>
       <w:lvlJc w:val="left"/>
     </w:lvl>
-    <w:lvl w:ilvl="6" w:tplc="9CBC76D4">
+    <w:lvl w:ilvl="6" w:tplc="7E748BA2">
       <w:numFmt w:val="decimal"/>
       <w:lvlText w:val=""/>
       <w:lvlJc w:val="left"/>
     </w:lvl>
-    <w:lvl w:ilvl="7" w:tplc="0622BD54">
+    <w:lvl w:ilvl="7" w:tplc="4F70CAE0">
       <w:numFmt w:val="decimal"/>
       <w:lvlText w:val=""/>
       <w:lvlJc w:val="left"/>
     </w:lvl>
-    <w:lvl w:ilvl="8" w:tplc="F970DBEA">
+    <w:lvl w:ilvl="8" w:tplc="67D0EC76">
       <w:numFmt w:val="decimal"/>
       <w:lvlText w:val=""/>
       <w:lvlJc w:val="left"/>
     </w:lvl>
   </w:abstractNum>
-  <w:num w:numId="1" w16cid:durableId="961571728">
+  <w:num w:numId="1" w16cid:durableId="1821192256">
     <w:abstractNumId w:val="0"/>
     <w:lvlOverride w:ilvl="0">
       <w:startOverride w:val="1"/>
     </w:lvlOverride>
   </w:num>
-  <w:num w:numId="2" w16cid:durableId="1921987118">
+  <w:num w:numId="2" w16cid:durableId="425811902">
     <w:abstractNumId w:val="1"/>
     <w:lvlOverride w:ilvl="0">
       <w:startOverride w:val="1"/>
@@ -6616,7 +8168,7 @@
     <w:autoRedefine/>
     <w:uiPriority w:val="39"/>
     <w:unhideWhenUsed/>
-    <w:rsid w:val="000563A3"/>
+    <w:rsid w:val="00F16C9E"/>
     <w:pPr>
       <w:spacing w:after="100"/>
     </w:pPr>
@@ -6628,7 +8180,7 @@
     <w:autoRedefine/>
     <w:uiPriority w:val="39"/>
     <w:unhideWhenUsed/>
-    <w:rsid w:val="000563A3"/>
+    <w:rsid w:val="00F16C9E"/>
     <w:pPr>
       <w:spacing w:after="100"/>
       <w:ind w:left="220"/>
